--- a/BT1.docx
+++ b/BT1.docx
@@ -25,47 +25,130 @@
         <w:rPr>
           <w:lang w:val="en-US"/>
         </w:rPr>
-        <w:t>1101011+1011111=</w:t>
+        <w:t>1101011+1011111</w:t>
+      </w:r>
+    </w:p>
+    <w:p>
+      <w:pPr>
+        <w:rPr>
+          <w:lang w:val="en-US"/>
+        </w:rPr>
+      </w:pPr>
+      <w:r>
+        <w:rPr>
+          <w:lang w:val="en-US"/>
+        </w:rPr>
+        <w:t>1+1=0 nhớ 1</w:t>
+      </w:r>
+    </w:p>
+    <w:p>
+      <w:pPr>
+        <w:rPr>
+          <w:lang w:val="en-US"/>
+        </w:rPr>
+      </w:pPr>
+      <w:r>
+        <w:rPr>
+          <w:lang w:val="en-US"/>
+        </w:rPr>
+        <w:t>1+1+1=1 nhớ 1</w:t>
+      </w:r>
+    </w:p>
+    <w:p>
+      <w:pPr>
+        <w:rPr>
+          <w:lang w:val="en-US"/>
+        </w:rPr>
+      </w:pPr>
+      <w:r>
+        <w:rPr>
+          <w:lang w:val="en-US"/>
+        </w:rPr>
+        <w:t>0+1+1=0 nhớ 1</w:t>
+      </w:r>
+    </w:p>
+    <w:p>
+      <w:pPr>
+        <w:rPr>
+          <w:lang w:val="en-US"/>
+        </w:rPr>
+      </w:pPr>
+      <w:r>
+        <w:rPr>
+          <w:lang w:val="en-US"/>
+        </w:rPr>
+        <w:t>1+1+1=1 nhớ 1</w:t>
+      </w:r>
+    </w:p>
+    <w:p>
+      <w:pPr>
+        <w:rPr>
+          <w:lang w:val="en-US"/>
+        </w:rPr>
+      </w:pPr>
+      <w:r>
+        <w:rPr>
+          <w:lang w:val="en-US"/>
+        </w:rPr>
+        <w:t>0+1+1=0 nhớ 1</w:t>
+      </w:r>
+    </w:p>
+    <w:p>
+      <w:pPr>
+        <w:rPr>
+          <w:lang w:val="en-US"/>
+        </w:rPr>
+      </w:pPr>
+      <w:r>
+        <w:rPr>
+          <w:lang w:val="en-US"/>
+        </w:rPr>
+        <w:t>1+1+1=1 nhớ 1</w:t>
+      </w:r>
+    </w:p>
+    <w:p>
+      <w:pPr>
+        <w:rPr>
+          <w:lang w:val="en-US"/>
+        </w:rPr>
+      </w:pPr>
+      <w:r>
+        <w:rPr>
+          <w:lang w:val="en-US"/>
+        </w:rPr>
+        <w:t>1+1+1=1 nhớ 1</w:t>
+      </w:r>
+    </w:p>
+    <w:p>
+      <w:pPr>
+        <w:rPr>
+          <w:lang w:val="en-US"/>
+        </w:rPr>
+      </w:pPr>
+      <w:r>
+        <w:rPr>
+          <w:lang w:val="en-US"/>
+        </w:rPr>
+        <w:t>Dư 1 ta them vào hàng đầu</w:t>
+      </w:r>
+    </w:p>
+    <w:p>
+      <w:pPr>
+        <w:rPr>
+          <w:lang w:val="en-US"/>
+        </w:rPr>
+      </w:pPr>
+      <w:r>
+        <w:rPr>
+          <w:lang w:val="en-US"/>
+        </w:rPr>
+        <w:t>1</w:t>
       </w:r>
       <w:r>
         <w:rPr>
-          <w:b/>
-          <w:bCs/>
-          <w:lang w:val="en-US"/>
-        </w:rPr>
-        <w:t>11</w:t>
-      </w:r>
-      <w:r>
-        <w:rPr>
-          <w:b/>
-          <w:bCs/>
-          <w:lang w:val="en-US"/>
-        </w:rPr>
-        <w:t>0</w:t>
-      </w:r>
-      <w:r>
-        <w:rPr>
-          <w:b/>
-          <w:bCs/>
-          <w:lang w:val="en-US"/>
-        </w:rPr>
-        <w:t>01</w:t>
-      </w:r>
-      <w:r>
-        <w:rPr>
-          <w:b/>
-          <w:bCs/>
-          <w:lang w:val="en-US"/>
-        </w:rPr>
-        <w:t>0</w:t>
-      </w:r>
-      <w:r>
-        <w:rPr>
-          <w:b/>
-          <w:bCs/>
-          <w:lang w:val="en-US"/>
-        </w:rPr>
-        <w:t>10</w:t>
+          <w:lang w:val="en-US"/>
+        </w:rPr>
+        <w:t>1101010</w:t>
       </w:r>
     </w:p>
     <w:sectPr>
